--- a/geography/02Continental Drift Theory.docx
+++ b/geography/02Continental Drift Theory.docx
@@ -1,6 +1,6 @@
 
 <file path=word/document.xml><?xml version="1.0" encoding="utf-8"?>
-<w:document xmlns:wpc="http://schemas.microsoft.com/office/word/2010/wordprocessingCanvas" xmlns:cx="http://schemas.microsoft.com/office/drawing/2014/chartex" xmlns:cx1="http://schemas.microsoft.com/office/drawing/2015/9/8/chartex" xmlns:cx2="http://schemas.microsoft.com/office/drawing/2015/10/21/chartex" xmlns:cx3="http://schemas.microsoft.com/office/drawing/2016/5/9/chartex" xmlns:cx4="http://schemas.microsoft.com/office/drawing/2016/5/10/chartex" xmlns:cx5="http://schemas.microsoft.com/office/drawing/2016/5/11/chartex" xmlns:cx6="http://schemas.microsoft.com/office/drawing/2016/5/12/chartex" xmlns:cx7="http://schemas.microsoft.com/office/drawing/2016/5/13/chartex" xmlns:cx8="http://schemas.microsoft.com/office/drawing/2016/5/14/chartex" xmlns:mc="http://schemas.openxmlformats.org/markup-compatibility/2006" xmlns:aink="http://schemas.microsoft.com/office/drawing/2016/ink" xmlns:am3d="http://schemas.microsoft.com/office/drawing/2017/model3d" xmlns:o="urn:schemas-microsoft-com:office:office" xmlns:r="http://schemas.openxmlformats.org/officeDocument/2006/relationships" xmlns:m="http://schemas.openxmlformats.org/officeDocument/2006/math" xmlns:v="urn:schemas-microsoft-com:vml" xmlns:wp14="http://schemas.microsoft.com/office/word/2010/wordprocessingDrawing" xmlns:wp="http://schemas.openxmlformats.org/drawingml/2006/wordprocessingDrawing" xmlns:w10="urn:schemas-microsoft-com:office:word" xmlns:w="http://schemas.openxmlformats.org/wordprocessingml/2006/main" xmlns:w14="http://schemas.microsoft.com/office/word/2010/wordml" xmlns:w15="http://schemas.microsoft.com/office/word/2012/wordml" xmlns:w16cex="http://schemas.microsoft.com/office/word/2018/wordml/cex" xmlns:w16cid="http://schemas.microsoft.com/office/word/2016/wordml/cid" xmlns:w16="http://schemas.microsoft.com/office/word/2018/wordml" xmlns:w16sdtdh="http://schemas.microsoft.com/office/word/2020/wordml/sdtdatahash" xmlns:w16se="http://schemas.microsoft.com/office/word/2015/wordml/symex" xmlns:wpg="http://schemas.microsoft.com/office/word/2010/wordprocessingGroup" xmlns:wpi="http://schemas.microsoft.com/office/word/2010/wordprocessingInk" xmlns:wne="http://schemas.microsoft.com/office/word/2006/wordml" xmlns:wps="http://schemas.microsoft.com/office/word/2010/wordprocessingShape" mc:Ignorable="w14 w15 w16se w16cid w16 w16cex w16sdtdh wp14">
+<w:document xmlns:wpc="http://schemas.microsoft.com/office/word/2010/wordprocessingCanvas" xmlns:cx="http://schemas.microsoft.com/office/drawing/2014/chartex" xmlns:cx1="http://schemas.microsoft.com/office/drawing/2015/9/8/chartex" xmlns:cx2="http://schemas.microsoft.com/office/drawing/2015/10/21/chartex" xmlns:cx3="http://schemas.microsoft.com/office/drawing/2016/5/9/chartex" xmlns:cx4="http://schemas.microsoft.com/office/drawing/2016/5/10/chartex" xmlns:cx5="http://schemas.microsoft.com/office/drawing/2016/5/11/chartex" xmlns:cx6="http://schemas.microsoft.com/office/drawing/2016/5/12/chartex" xmlns:cx7="http://schemas.microsoft.com/office/drawing/2016/5/13/chartex" xmlns:cx8="http://schemas.microsoft.com/office/drawing/2016/5/14/chartex" xmlns:mc="http://schemas.openxmlformats.org/markup-compatibility/2006" xmlns:aink="http://schemas.microsoft.com/office/drawing/2016/ink" xmlns:am3d="http://schemas.microsoft.com/office/drawing/2017/model3d" xmlns:o="urn:schemas-microsoft-com:office:office" xmlns:oel="http://schemas.microsoft.com/office/2019/extlst" xmlns:r="http://schemas.openxmlformats.org/officeDocument/2006/relationships" xmlns:m="http://schemas.openxmlformats.org/officeDocument/2006/math" xmlns:v="urn:schemas-microsoft-com:vml" xmlns:wp14="http://schemas.microsoft.com/office/word/2010/wordprocessingDrawing" xmlns:wp="http://schemas.openxmlformats.org/drawingml/2006/wordprocessingDrawing" xmlns:w10="urn:schemas-microsoft-com:office:word" xmlns:w="http://schemas.openxmlformats.org/wordprocessingml/2006/main" xmlns:w14="http://schemas.microsoft.com/office/word/2010/wordml" xmlns:w15="http://schemas.microsoft.com/office/word/2012/wordml" xmlns:w16cex="http://schemas.microsoft.com/office/word/2018/wordml/cex" xmlns:w16cid="http://schemas.microsoft.com/office/word/2016/wordml/cid" xmlns:w16="http://schemas.microsoft.com/office/word/2018/wordml" xmlns:w16du="http://schemas.microsoft.com/office/word/2023/wordml/word16du" xmlns:w16sdtdh="http://schemas.microsoft.com/office/word/2020/wordml/sdtdatahash" xmlns:w16se="http://schemas.microsoft.com/office/word/2015/wordml/symex" xmlns:wpg="http://schemas.microsoft.com/office/word/2010/wordprocessingGroup" xmlns:wpi="http://schemas.microsoft.com/office/word/2010/wordprocessingInk" xmlns:wne="http://schemas.microsoft.com/office/word/2006/wordml" xmlns:wps="http://schemas.microsoft.com/office/word/2010/wordprocessingShape" mc:Ignorable="w14 w15 w16se w16cid w16 w16cex w16sdtdh w16du wp14">
   <w:body>
     <w:p>
       <w:pPr>
@@ -32,7 +32,168 @@
         <w:t>Continental Drift Theory</w:t>
       </w:r>
     </w:p>
-    <w:p/>
+    <w:p>
+      <w:r>
+        <w:drawing>
+          <wp:inline distT="0" distB="0" distL="0" distR="0" wp14:anchorId="219720B9" wp14:editId="4CD25EE3">
+            <wp:extent cx="5731510" cy="3054985"/>
+            <wp:effectExtent l="0" t="0" r="2540" b="0"/>
+            <wp:docPr id="83428950" name="Picture 1" descr="A person standing in front of a blackboard&#10;&#10;Description automatically generated"/>
+            <wp:cNvGraphicFramePr>
+              <a:graphicFrameLocks xmlns:a="http://schemas.openxmlformats.org/drawingml/2006/main" noChangeAspect="1"/>
+            </wp:cNvGraphicFramePr>
+            <a:graphic xmlns:a="http://schemas.openxmlformats.org/drawingml/2006/main">
+              <a:graphicData uri="http://schemas.openxmlformats.org/drawingml/2006/picture">
+                <pic:pic xmlns:pic="http://schemas.openxmlformats.org/drawingml/2006/picture">
+                  <pic:nvPicPr>
+                    <pic:cNvPr id="83428950" name="Picture 1" descr="A person standing in front of a blackboard&#10;&#10;Description automatically generated"/>
+                    <pic:cNvPicPr/>
+                  </pic:nvPicPr>
+                  <pic:blipFill>
+                    <a:blip r:embed="rId5"/>
+                    <a:stretch>
+                      <a:fillRect/>
+                    </a:stretch>
+                  </pic:blipFill>
+                  <pic:spPr>
+                    <a:xfrm>
+                      <a:off x="0" y="0"/>
+                      <a:ext cx="5731510" cy="3054985"/>
+                    </a:xfrm>
+                    <a:prstGeom prst="rect">
+                      <a:avLst/>
+                    </a:prstGeom>
+                  </pic:spPr>
+                </pic:pic>
+              </a:graphicData>
+            </a:graphic>
+          </wp:inline>
+        </w:drawing>
+      </w:r>
+    </w:p>
+    <w:p>
+      <w:pPr>
+        <w:rPr>
+          <w:sz w:val="28"/>
+          <w:szCs w:val="28"/>
+        </w:rPr>
+      </w:pPr>
+    </w:p>
+    <w:p>
+      <w:pPr>
+        <w:rPr>
+          <w:sz w:val="28"/>
+          <w:szCs w:val="28"/>
+        </w:rPr>
+      </w:pPr>
+      <w:r>
+        <w:rPr>
+          <w:sz w:val="28"/>
+          <w:szCs w:val="28"/>
+        </w:rPr>
+        <w:drawing>
+          <wp:inline distT="0" distB="0" distL="0" distR="0" wp14:anchorId="25BE1B37" wp14:editId="36C085B3">
+            <wp:extent cx="5731510" cy="3484880"/>
+            <wp:effectExtent l="0" t="0" r="2540" b="1270"/>
+            <wp:docPr id="930987076" name="Picture 1" descr="A blackboard with white text and orange circles&#10;&#10;Description automatically generated"/>
+            <wp:cNvGraphicFramePr>
+              <a:graphicFrameLocks xmlns:a="http://schemas.openxmlformats.org/drawingml/2006/main" noChangeAspect="1"/>
+            </wp:cNvGraphicFramePr>
+            <a:graphic xmlns:a="http://schemas.openxmlformats.org/drawingml/2006/main">
+              <a:graphicData uri="http://schemas.openxmlformats.org/drawingml/2006/picture">
+                <pic:pic xmlns:pic="http://schemas.openxmlformats.org/drawingml/2006/picture">
+                  <pic:nvPicPr>
+                    <pic:cNvPr id="930987076" name="Picture 1" descr="A blackboard with white text and orange circles&#10;&#10;Description automatically generated"/>
+                    <pic:cNvPicPr/>
+                  </pic:nvPicPr>
+                  <pic:blipFill>
+                    <a:blip r:embed="rId6"/>
+                    <a:stretch>
+                      <a:fillRect/>
+                    </a:stretch>
+                  </pic:blipFill>
+                  <pic:spPr>
+                    <a:xfrm>
+                      <a:off x="0" y="0"/>
+                      <a:ext cx="5731510" cy="3484880"/>
+                    </a:xfrm>
+                    <a:prstGeom prst="rect">
+                      <a:avLst/>
+                    </a:prstGeom>
+                  </pic:spPr>
+                </pic:pic>
+              </a:graphicData>
+            </a:graphic>
+          </wp:inline>
+        </w:drawing>
+      </w:r>
+    </w:p>
+    <w:p>
+      <w:pPr>
+        <w:rPr>
+          <w:sz w:val="28"/>
+          <w:szCs w:val="28"/>
+        </w:rPr>
+      </w:pPr>
+    </w:p>
+    <w:p>
+      <w:pPr>
+        <w:rPr>
+          <w:sz w:val="28"/>
+          <w:szCs w:val="28"/>
+        </w:rPr>
+      </w:pPr>
+    </w:p>
+    <w:p>
+      <w:pPr>
+        <w:rPr>
+          <w:sz w:val="28"/>
+          <w:szCs w:val="28"/>
+        </w:rPr>
+      </w:pPr>
+      <w:r>
+        <w:rPr>
+          <w:sz w:val="28"/>
+          <w:szCs w:val="28"/>
+        </w:rPr>
+        <w:lastRenderedPageBreak/>
+        <w:drawing>
+          <wp:inline distT="0" distB="0" distL="0" distR="0" wp14:anchorId="6AEE7C53" wp14:editId="59057C29">
+            <wp:extent cx="5731510" cy="3222625"/>
+            <wp:effectExtent l="0" t="0" r="2540" b="0"/>
+            <wp:docPr id="304293455" name="Picture 1" descr="A person looking down at a picture&#10;&#10;Description automatically generated"/>
+            <wp:cNvGraphicFramePr>
+              <a:graphicFrameLocks xmlns:a="http://schemas.openxmlformats.org/drawingml/2006/main" noChangeAspect="1"/>
+            </wp:cNvGraphicFramePr>
+            <a:graphic xmlns:a="http://schemas.openxmlformats.org/drawingml/2006/main">
+              <a:graphicData uri="http://schemas.openxmlformats.org/drawingml/2006/picture">
+                <pic:pic xmlns:pic="http://schemas.openxmlformats.org/drawingml/2006/picture">
+                  <pic:nvPicPr>
+                    <pic:cNvPr id="304293455" name="Picture 1" descr="A person looking down at a picture&#10;&#10;Description automatically generated"/>
+                    <pic:cNvPicPr/>
+                  </pic:nvPicPr>
+                  <pic:blipFill>
+                    <a:blip r:embed="rId7"/>
+                    <a:stretch>
+                      <a:fillRect/>
+                    </a:stretch>
+                  </pic:blipFill>
+                  <pic:spPr>
+                    <a:xfrm>
+                      <a:off x="0" y="0"/>
+                      <a:ext cx="5731510" cy="3222625"/>
+                    </a:xfrm>
+                    <a:prstGeom prst="rect">
+                      <a:avLst/>
+                    </a:prstGeom>
+                  </pic:spPr>
+                </pic:pic>
+              </a:graphicData>
+            </a:graphic>
+          </wp:inline>
+        </w:drawing>
+      </w:r>
+    </w:p>
     <w:p>
       <w:pPr>
         <w:rPr>
@@ -62,22 +223,13 @@
         </w:rPr>
         <w:t xml:space="preserve">Crust </w:t>
       </w:r>
-      <w:proofErr w:type="gramStart"/>
-      <w:r>
-        <w:rPr>
-          <w:sz w:val="28"/>
-          <w:szCs w:val="28"/>
-        </w:rPr>
-        <w:t xml:space="preserve">theory </w:t>
-      </w:r>
-      <w:r>
-        <w:rPr>
-          <w:sz w:val="28"/>
-          <w:szCs w:val="28"/>
-        </w:rPr>
-        <w:t>:</w:t>
-      </w:r>
-      <w:proofErr w:type="gramEnd"/>
+      <w:r>
+        <w:rPr>
+          <w:sz w:val="28"/>
+          <w:szCs w:val="28"/>
+        </w:rPr>
+        <w:t>theory:</w:t>
+      </w:r>
       <w:r>
         <w:rPr>
           <w:sz w:val="28"/>
@@ -154,15 +306,13 @@
         </w:rPr>
         <w:t xml:space="preserve">No explanation non continent </w:t>
       </w:r>
-      <w:proofErr w:type="gramStart"/>
-      <w:r>
-        <w:rPr>
-          <w:sz w:val="28"/>
-          <w:szCs w:val="28"/>
-        </w:rPr>
-        <w:t>islands .</w:t>
-      </w:r>
-      <w:proofErr w:type="gramEnd"/>
+      <w:r>
+        <w:rPr>
+          <w:sz w:val="28"/>
+          <w:szCs w:val="28"/>
+        </w:rPr>
+        <w:t>islands.</w:t>
+      </w:r>
       <w:r>
         <w:rPr>
           <w:sz w:val="28"/>
@@ -170,15 +320,13 @@
         </w:rPr>
         <w:t xml:space="preserve"> ex. Volcanic </w:t>
       </w:r>
-      <w:proofErr w:type="spellStart"/>
-      <w:r>
-        <w:rPr>
-          <w:sz w:val="28"/>
-          <w:szCs w:val="28"/>
-        </w:rPr>
-        <w:t>ilands</w:t>
-      </w:r>
-      <w:proofErr w:type="spellEnd"/>
+      <w:r>
+        <w:rPr>
+          <w:sz w:val="28"/>
+          <w:szCs w:val="28"/>
+        </w:rPr>
+        <w:t>island</w:t>
+      </w:r>
       <w:r>
         <w:rPr>
           <w:sz w:val="28"/>
@@ -186,15 +334,13 @@
         </w:rPr>
         <w:t xml:space="preserve"> </w:t>
       </w:r>
-      <w:proofErr w:type="spellStart"/>
-      <w:r>
-        <w:rPr>
-          <w:sz w:val="28"/>
-          <w:szCs w:val="28"/>
-        </w:rPr>
-        <w:t>hawai</w:t>
-      </w:r>
-      <w:proofErr w:type="spellEnd"/>
+      <w:r>
+        <w:rPr>
+          <w:sz w:val="28"/>
+          <w:szCs w:val="28"/>
+        </w:rPr>
+        <w:t>Hawaii</w:t>
+      </w:r>
       <w:r>
         <w:rPr>
           <w:sz w:val="28"/>
@@ -202,24 +348,42 @@
         </w:rPr>
         <w:t xml:space="preserve"> </w:t>
       </w:r>
-      <w:proofErr w:type="spellStart"/>
-      <w:proofErr w:type="gramStart"/>
-      <w:r>
-        <w:rPr>
-          <w:sz w:val="28"/>
-          <w:szCs w:val="28"/>
-        </w:rPr>
-        <w:t>morishius</w:t>
-      </w:r>
-      <w:proofErr w:type="spellEnd"/>
-      <w:r>
-        <w:rPr>
-          <w:sz w:val="28"/>
-          <w:szCs w:val="28"/>
-        </w:rPr>
-        <w:t xml:space="preserve"> ,</w:t>
-      </w:r>
-      <w:proofErr w:type="gramEnd"/>
+      <w:r>
+        <w:rPr>
+          <w:sz w:val="28"/>
+          <w:szCs w:val="28"/>
+        </w:rPr>
+        <w:t>Mauritius</w:t>
+      </w:r>
+      <w:r>
+        <w:rPr>
+          <w:sz w:val="28"/>
+          <w:szCs w:val="28"/>
+        </w:rPr>
+        <w:t xml:space="preserve"> , </w:t>
+      </w:r>
+    </w:p>
+    <w:p>
+      <w:pPr>
+        <w:rPr>
+          <w:sz w:val="28"/>
+          <w:szCs w:val="28"/>
+        </w:rPr>
+      </w:pPr>
+      <w:r>
+        <w:rPr>
+          <w:sz w:val="28"/>
+          <w:szCs w:val="28"/>
+        </w:rPr>
+        <w:t xml:space="preserve">Coral </w:t>
+      </w:r>
+      <w:r>
+        <w:rPr>
+          <w:sz w:val="28"/>
+          <w:szCs w:val="28"/>
+        </w:rPr>
+        <w:t>island</w:t>
+      </w:r>
       <w:r>
         <w:rPr>
           <w:sz w:val="28"/>
@@ -227,55 +391,28 @@
         </w:rPr>
         <w:t xml:space="preserve"> </w:t>
       </w:r>
-    </w:p>
-    <w:p>
-      <w:pPr>
-        <w:rPr>
-          <w:sz w:val="28"/>
-          <w:szCs w:val="28"/>
-        </w:rPr>
-      </w:pPr>
-      <w:r>
-        <w:rPr>
-          <w:sz w:val="28"/>
-          <w:szCs w:val="28"/>
-        </w:rPr>
-        <w:t xml:space="preserve">Coral </w:t>
-      </w:r>
-      <w:proofErr w:type="spellStart"/>
-      <w:r>
-        <w:rPr>
-          <w:sz w:val="28"/>
-          <w:szCs w:val="28"/>
-        </w:rPr>
-        <w:t>iland</w:t>
-      </w:r>
-      <w:proofErr w:type="spellEnd"/>
-      <w:r>
-        <w:rPr>
-          <w:sz w:val="28"/>
-          <w:szCs w:val="28"/>
-        </w:rPr>
-        <w:t xml:space="preserve"> </w:t>
-      </w:r>
-      <w:proofErr w:type="spellStart"/>
-      <w:proofErr w:type="gramStart"/>
-      <w:r>
-        <w:rPr>
-          <w:sz w:val="28"/>
-          <w:szCs w:val="28"/>
-        </w:rPr>
-        <w:t>lashwdeep</w:t>
-      </w:r>
-      <w:proofErr w:type="spellEnd"/>
-      <w:r>
-        <w:rPr>
-          <w:sz w:val="28"/>
-          <w:szCs w:val="28"/>
-        </w:rPr>
-        <w:t>..</w:t>
-      </w:r>
-      <w:proofErr w:type="gramEnd"/>
+      <w:r>
+        <w:rPr>
+          <w:sz w:val="28"/>
+          <w:szCs w:val="28"/>
+        </w:rPr>
+        <w:t>Lakshadweep.</w:t>
+      </w:r>
+    </w:p>
+    <w:p>
+      <w:pPr>
+        <w:rPr>
+          <w:sz w:val="28"/>
+          <w:szCs w:val="28"/>
+        </w:rPr>
+      </w:pPr>
+      <w:r>
+        <w:rPr>
+          <w:sz w:val="28"/>
+          <w:szCs w:val="28"/>
+        </w:rPr>
+        <w:t>All the island are not continental island.</w:t>
+      </w:r>
     </w:p>
     <w:p>
       <w:pPr>
@@ -299,15 +436,13 @@
           <w:szCs w:val="28"/>
         </w:rPr>
       </w:pPr>
-      <w:proofErr w:type="gramStart"/>
-      <w:r>
-        <w:rPr>
-          <w:sz w:val="28"/>
-          <w:szCs w:val="28"/>
-        </w:rPr>
-        <w:t>Contribution :</w:t>
-      </w:r>
-      <w:proofErr w:type="gramEnd"/>
+      <w:r>
+        <w:rPr>
+          <w:sz w:val="28"/>
+          <w:szCs w:val="28"/>
+        </w:rPr>
+        <w:t>Contribution:</w:t>
+      </w:r>
     </w:p>
     <w:p>
       <w:pPr>
@@ -363,15 +498,13 @@
         </w:rPr>
         <w:t xml:space="preserve">the rock of mental </w:t>
       </w:r>
-      <w:proofErr w:type="spellStart"/>
-      <w:r>
-        <w:rPr>
-          <w:sz w:val="28"/>
-          <w:szCs w:val="28"/>
-        </w:rPr>
-        <w:t>peridotide</w:t>
-      </w:r>
-      <w:proofErr w:type="spellEnd"/>
+      <w:r>
+        <w:rPr>
+          <w:sz w:val="28"/>
+          <w:szCs w:val="28"/>
+        </w:rPr>
+        <w:t>peridotite</w:t>
+      </w:r>
       <w:r>
         <w:rPr>
           <w:sz w:val="28"/>
@@ -386,37 +519,69 @@
         </w:rPr>
         <w:t xml:space="preserve">and the first crust which was basaltic in nature are </w:t>
       </w:r>
-      <w:proofErr w:type="gramStart"/>
-      <w:r>
-        <w:rPr>
-          <w:sz w:val="28"/>
-          <w:szCs w:val="28"/>
-        </w:rPr>
-        <w:t>formed.(</w:t>
-      </w:r>
-      <w:proofErr w:type="gramEnd"/>
-      <w:r>
-        <w:rPr>
-          <w:sz w:val="28"/>
-          <w:szCs w:val="28"/>
-        </w:rPr>
-        <w:t xml:space="preserve">the present days oceanic crust is basaltic . </w:t>
-      </w:r>
-      <w:proofErr w:type="gramStart"/>
-      <w:r>
-        <w:rPr>
-          <w:sz w:val="28"/>
-          <w:szCs w:val="28"/>
-        </w:rPr>
-        <w:t>therefore</w:t>
-      </w:r>
-      <w:proofErr w:type="gramEnd"/>
-      <w:r>
-        <w:rPr>
-          <w:sz w:val="28"/>
-          <w:szCs w:val="28"/>
-        </w:rPr>
-        <w:t xml:space="preserve"> oceanic curst is said to be fundamental crust.</w:t>
+      <w:r>
+        <w:rPr>
+          <w:sz w:val="28"/>
+          <w:szCs w:val="28"/>
+        </w:rPr>
+        <w:t>formed. (</w:t>
+      </w:r>
+      <w:r>
+        <w:rPr>
+          <w:sz w:val="28"/>
+          <w:szCs w:val="28"/>
+        </w:rPr>
+        <w:t xml:space="preserve">the present </w:t>
+      </w:r>
+      <w:r>
+        <w:rPr>
+          <w:sz w:val="28"/>
+          <w:szCs w:val="28"/>
+        </w:rPr>
+        <w:lastRenderedPageBreak/>
+        <w:t xml:space="preserve">days oceanic crust is </w:t>
+      </w:r>
+      <w:r>
+        <w:rPr>
+          <w:sz w:val="28"/>
+          <w:szCs w:val="28"/>
+        </w:rPr>
+        <w:t>basaltic.</w:t>
+      </w:r>
+      <w:r>
+        <w:rPr>
+          <w:sz w:val="28"/>
+          <w:szCs w:val="28"/>
+        </w:rPr>
+        <w:t xml:space="preserve"> </w:t>
+      </w:r>
+      <w:r>
+        <w:rPr>
+          <w:sz w:val="28"/>
+          <w:szCs w:val="28"/>
+        </w:rPr>
+        <w:t>therefore,</w:t>
+      </w:r>
+      <w:r>
+        <w:rPr>
+          <w:sz w:val="28"/>
+          <w:szCs w:val="28"/>
+        </w:rPr>
+        <w:t xml:space="preserve"> oceanic </w:t>
+      </w:r>
+      <w:r>
+        <w:rPr>
+          <w:sz w:val="28"/>
+          <w:szCs w:val="28"/>
+        </w:rPr>
+        <w:t>crust</w:t>
+      </w:r>
+      <w:r>
+        <w:rPr>
+          <w:sz w:val="28"/>
+          <w:szCs w:val="28"/>
+        </w:rPr>
+        <w:t xml:space="preserve"> is said to be fundamental crust.</w:t>
       </w:r>
     </w:p>
     <w:p>
@@ -436,23 +601,7 @@
           <w:sz w:val="28"/>
           <w:szCs w:val="28"/>
         </w:rPr>
-        <w:t>The earths experience lots of meteoric impact which broke the first crust that was been formed therefore basaltic crust subducted into the mental undergo partial melting to form andesitic rocks. (</w:t>
-      </w:r>
-      <w:proofErr w:type="gramStart"/>
-      <w:r>
-        <w:rPr>
-          <w:sz w:val="28"/>
-          <w:szCs w:val="28"/>
-        </w:rPr>
-        <w:t>andesite</w:t>
-      </w:r>
-      <w:proofErr w:type="gramEnd"/>
-      <w:r>
-        <w:rPr>
-          <w:sz w:val="28"/>
-          <w:szCs w:val="28"/>
-        </w:rPr>
-        <w:t xml:space="preserve"> has lower density basalt therefore andesite does not subduct into mantle.)</w:t>
+        <w:t>The earths experience lots of meteoric impact which broke the first crust that was been formed therefore basaltic crust subducted into the mental undergo partial melting to form andesitic rocks. (andesite has lower density basalt therefore andesite does not subduct into mantle.)</w:t>
       </w:r>
     </w:p>
     <w:p>
@@ -480,7 +629,7 @@
 </file>
 
 <file path=word/numbering.xml><?xml version="1.0" encoding="utf-8"?>
-<w:numbering xmlns:wpc="http://schemas.microsoft.com/office/word/2010/wordprocessingCanvas" xmlns:cx="http://schemas.microsoft.com/office/drawing/2014/chartex" xmlns:cx1="http://schemas.microsoft.com/office/drawing/2015/9/8/chartex" xmlns:cx2="http://schemas.microsoft.com/office/drawing/2015/10/21/chartex" xmlns:cx3="http://schemas.microsoft.com/office/drawing/2016/5/9/chartex" xmlns:cx4="http://schemas.microsoft.com/office/drawing/2016/5/10/chartex" xmlns:cx5="http://schemas.microsoft.com/office/drawing/2016/5/11/chartex" xmlns:cx6="http://schemas.microsoft.com/office/drawing/2016/5/12/chartex" xmlns:cx7="http://schemas.microsoft.com/office/drawing/2016/5/13/chartex" xmlns:cx8="http://schemas.microsoft.com/office/drawing/2016/5/14/chartex" xmlns:mc="http://schemas.openxmlformats.org/markup-compatibility/2006" xmlns:aink="http://schemas.microsoft.com/office/drawing/2016/ink" xmlns:am3d="http://schemas.microsoft.com/office/drawing/2017/model3d" xmlns:o="urn:schemas-microsoft-com:office:office" xmlns:r="http://schemas.openxmlformats.org/officeDocument/2006/relationships" xmlns:m="http://schemas.openxmlformats.org/officeDocument/2006/math" xmlns:v="urn:schemas-microsoft-com:vml" xmlns:wp14="http://schemas.microsoft.com/office/word/2010/wordprocessingDrawing" xmlns:wp="http://schemas.openxmlformats.org/drawingml/2006/wordprocessingDrawing" xmlns:w10="urn:schemas-microsoft-com:office:word" xmlns:w="http://schemas.openxmlformats.org/wordprocessingml/2006/main" xmlns:w14="http://schemas.microsoft.com/office/word/2010/wordml" xmlns:w15="http://schemas.microsoft.com/office/word/2012/wordml" xmlns:w16cex="http://schemas.microsoft.com/office/word/2018/wordml/cex" xmlns:w16cid="http://schemas.microsoft.com/office/word/2016/wordml/cid" xmlns:w16="http://schemas.microsoft.com/office/word/2018/wordml" xmlns:w16sdtdh="http://schemas.microsoft.com/office/word/2020/wordml/sdtdatahash" xmlns:w16se="http://schemas.microsoft.com/office/word/2015/wordml/symex" xmlns:wpg="http://schemas.microsoft.com/office/word/2010/wordprocessingGroup" xmlns:wpi="http://schemas.microsoft.com/office/word/2010/wordprocessingInk" xmlns:wne="http://schemas.microsoft.com/office/word/2006/wordml" xmlns:wps="http://schemas.microsoft.com/office/word/2010/wordprocessingShape" mc:Ignorable="w14 w15 w16se w16cid w16 w16cex w16sdtdh wp14">
+<w:numbering xmlns:wpc="http://schemas.microsoft.com/office/word/2010/wordprocessingCanvas" xmlns:cx="http://schemas.microsoft.com/office/drawing/2014/chartex" xmlns:cx1="http://schemas.microsoft.com/office/drawing/2015/9/8/chartex" xmlns:cx2="http://schemas.microsoft.com/office/drawing/2015/10/21/chartex" xmlns:cx3="http://schemas.microsoft.com/office/drawing/2016/5/9/chartex" xmlns:cx4="http://schemas.microsoft.com/office/drawing/2016/5/10/chartex" xmlns:cx5="http://schemas.microsoft.com/office/drawing/2016/5/11/chartex" xmlns:cx6="http://schemas.microsoft.com/office/drawing/2016/5/12/chartex" xmlns:cx7="http://schemas.microsoft.com/office/drawing/2016/5/13/chartex" xmlns:cx8="http://schemas.microsoft.com/office/drawing/2016/5/14/chartex" xmlns:mc="http://schemas.openxmlformats.org/markup-compatibility/2006" xmlns:aink="http://schemas.microsoft.com/office/drawing/2016/ink" xmlns:am3d="http://schemas.microsoft.com/office/drawing/2017/model3d" xmlns:o="urn:schemas-microsoft-com:office:office" xmlns:oel="http://schemas.microsoft.com/office/2019/extlst" xmlns:r="http://schemas.openxmlformats.org/officeDocument/2006/relationships" xmlns:m="http://schemas.openxmlformats.org/officeDocument/2006/math" xmlns:v="urn:schemas-microsoft-com:vml" xmlns:wp14="http://schemas.microsoft.com/office/word/2010/wordprocessingDrawing" xmlns:wp="http://schemas.openxmlformats.org/drawingml/2006/wordprocessingDrawing" xmlns:w10="urn:schemas-microsoft-com:office:word" xmlns:w="http://schemas.openxmlformats.org/wordprocessingml/2006/main" xmlns:w14="http://schemas.microsoft.com/office/word/2010/wordml" xmlns:w15="http://schemas.microsoft.com/office/word/2012/wordml" xmlns:w16cex="http://schemas.microsoft.com/office/word/2018/wordml/cex" xmlns:w16cid="http://schemas.microsoft.com/office/word/2016/wordml/cid" xmlns:w16="http://schemas.microsoft.com/office/word/2018/wordml" xmlns:w16du="http://schemas.microsoft.com/office/word/2023/wordml/word16du" xmlns:w16sdtdh="http://schemas.microsoft.com/office/word/2020/wordml/sdtdatahash" xmlns:w16se="http://schemas.microsoft.com/office/word/2015/wordml/symex" xmlns:wpg="http://schemas.microsoft.com/office/word/2010/wordprocessingGroup" xmlns:wpi="http://schemas.microsoft.com/office/word/2010/wordprocessingInk" xmlns:wne="http://schemas.microsoft.com/office/word/2006/wordml" xmlns:wps="http://schemas.microsoft.com/office/word/2010/wordprocessingShape" mc:Ignorable="w14 w15 w16se w16cid w16 w16cex w16sdtdh w16du wp14">
   <w:abstractNum w:abstractNumId="0" w15:restartNumberingAfterBreak="0">
     <w:nsid w:val="79BA2A27"/>
     <w:multiLevelType w:val="hybridMultilevel"/>
@@ -570,14 +719,14 @@
       </w:pPr>
     </w:lvl>
   </w:abstractNum>
-  <w:num w:numId="1">
+  <w:num w:numId="1" w16cid:durableId="1889100370">
     <w:abstractNumId w:val="0"/>
   </w:num>
 </w:numbering>
 </file>
 
 <file path=word/styles.xml><?xml version="1.0" encoding="utf-8"?>
-<w:styles xmlns:mc="http://schemas.openxmlformats.org/markup-compatibility/2006" xmlns:r="http://schemas.openxmlformats.org/officeDocument/2006/relationships" xmlns:w="http://schemas.openxmlformats.org/wordprocessingml/2006/main" xmlns:w14="http://schemas.microsoft.com/office/word/2010/wordml" xmlns:w15="http://schemas.microsoft.com/office/word/2012/wordml" xmlns:w16cex="http://schemas.microsoft.com/office/word/2018/wordml/cex" xmlns:w16cid="http://schemas.microsoft.com/office/word/2016/wordml/cid" xmlns:w16="http://schemas.microsoft.com/office/word/2018/wordml" xmlns:w16sdtdh="http://schemas.microsoft.com/office/word/2020/wordml/sdtdatahash" xmlns:w16se="http://schemas.microsoft.com/office/word/2015/wordml/symex" mc:Ignorable="w14 w15 w16se w16cid w16 w16cex w16sdtdh">
+<w:styles xmlns:mc="http://schemas.openxmlformats.org/markup-compatibility/2006" xmlns:r="http://schemas.openxmlformats.org/officeDocument/2006/relationships" xmlns:w="http://schemas.openxmlformats.org/wordprocessingml/2006/main" xmlns:w14="http://schemas.microsoft.com/office/word/2010/wordml" xmlns:w15="http://schemas.microsoft.com/office/word/2012/wordml" xmlns:w16cex="http://schemas.microsoft.com/office/word/2018/wordml/cex" xmlns:w16cid="http://schemas.microsoft.com/office/word/2016/wordml/cid" xmlns:w16="http://schemas.microsoft.com/office/word/2018/wordml" xmlns:w16du="http://schemas.microsoft.com/office/word/2023/wordml/word16du" xmlns:w16sdtdh="http://schemas.microsoft.com/office/word/2020/wordml/sdtdatahash" xmlns:w16se="http://schemas.microsoft.com/office/word/2015/wordml/symex" mc:Ignorable="w14 w15 w16se w16cid w16 w16cex w16sdtdh w16du">
   <w:docDefaults>
     <w:rPrDefault>
       <w:rPr>
